--- a/MeetingMinutes/2023/Boone/2023-04-05 Minutes - Boone County.docx
+++ b/MeetingMinutes/2023/Boone/2023-04-05 Minutes - Boone County.docx
@@ -6,12 +6,14 @@
       <w:pPr>
         <w:rPr>
           <w:b w:val="1"/>
+          <w:bCs w:val="1"/>
           <w:u w:val="single"/>
         </w:rPr>
       </w:pPr>
       <w:r>
         <w:rPr>
           <w:b w:val="1"/>
+          <w:bCs w:val="1"/>
           <w:rtl w:val="0"/>
         </w:rPr>
         <w:t xml:space="preserve">Minutes - Boone County </w:t>
@@ -19,6 +21,7 @@
       <w:r>
         <w:rPr>
           <w:b w:val="1"/>
+          <w:bCs w:val="1"/>
           <w:u w:val="single"/>
           <w:rtl w:val="0"/>
         </w:rPr>
@@ -101,11 +104,13 @@
               <w:jc w:val="left"/>
               <w:rPr>
                 <w:b w:val="1"/>
+                <w:bCs w:val="1"/>
               </w:rPr>
             </w:pPr>
             <w:r>
               <w:rPr>
                 <w:b w:val="1"/>
+                <w:bCs w:val="1"/>
                 <w:rtl w:val="0"/>
               </w:rPr>
               <w:t xml:space="preserve">Call To Order</w:t>
@@ -186,11 +191,13 @@
               <w:jc w:val="left"/>
               <w:rPr>
                 <w:b w:val="1"/>
+                <w:bCs w:val="1"/>
               </w:rPr>
             </w:pPr>
             <w:r>
               <w:rPr>
                 <w:b w:val="1"/>
+                <w:bCs w:val="1"/>
                 <w:rtl w:val="0"/>
               </w:rPr>
               <w:t xml:space="preserve">Roll Call</w:t>
@@ -296,11 +303,13 @@
                     <w:jc w:val="left"/>
                     <w:rPr>
                       <w:b w:val="1"/>
+                      <w:bCs w:val="1"/>
                     </w:rPr>
                   </w:pPr>
                   <w:r>
                     <w:rPr>
                       <w:b w:val="1"/>
+                      <w:bCs w:val="1"/>
                       <w:rtl w:val="0"/>
                     </w:rPr>
                     <w:t xml:space="preserve">Chair</w:t>
@@ -419,11 +428,13 @@
                     <w:jc w:val="left"/>
                     <w:rPr>
                       <w:b w:val="1"/>
+                      <w:bCs w:val="1"/>
                     </w:rPr>
                   </w:pPr>
                   <w:r>
                     <w:rPr>
                       <w:b w:val="1"/>
+                      <w:bCs w:val="1"/>
                       <w:rtl w:val="0"/>
                     </w:rPr>
                     <w:t xml:space="preserve">Vice Chair</w:t>
@@ -529,11 +540,13 @@
                     <w:jc w:val="left"/>
                     <w:rPr>
                       <w:b w:val="1"/>
+                      <w:bCs w:val="1"/>
                     </w:rPr>
                   </w:pPr>
                   <w:r>
                     <w:rPr>
                       <w:b w:val="1"/>
+                      <w:bCs w:val="1"/>
                       <w:rtl w:val="0"/>
                     </w:rPr>
                     <w:t xml:space="preserve">Secretary</w:t>
@@ -652,11 +665,13 @@
                     <w:jc w:val="left"/>
                     <w:rPr>
                       <w:b w:val="1"/>
+                      <w:bCs w:val="1"/>
                     </w:rPr>
                   </w:pPr>
                   <w:r>
                     <w:rPr>
                       <w:b w:val="1"/>
+                      <w:bCs w:val="1"/>
                       <w:rtl w:val="0"/>
                     </w:rPr>
                     <w:t xml:space="preserve">Treasurer</w:t>
@@ -790,11 +805,13 @@
               <w:jc w:val="left"/>
               <w:rPr>
                 <w:b w:val="1"/>
+                <w:bCs w:val="1"/>
               </w:rPr>
             </w:pPr>
             <w:r>
               <w:rPr>
                 <w:b w:val="1"/>
+                <w:bCs w:val="1"/>
                 <w:rtl w:val="0"/>
               </w:rPr>
               <w:t xml:space="preserve">Approval Of The Agenda</w:t>
@@ -898,11 +915,13 @@
                     <w:jc w:val="left"/>
                     <w:rPr>
                       <w:b w:val="1"/>
+                      <w:bCs w:val="1"/>
                     </w:rPr>
                   </w:pPr>
                   <w:r>
                     <w:rPr>
                       <w:b w:val="1"/>
+                      <w:bCs w:val="1"/>
                       <w:rtl w:val="0"/>
                     </w:rPr>
                     <w:t xml:space="preserve">Motion</w:t>
@@ -983,11 +1002,13 @@
                     <w:jc w:val="left"/>
                     <w:rPr>
                       <w:b w:val="1"/>
+                      <w:bCs w:val="1"/>
                     </w:rPr>
                   </w:pPr>
                   <w:r>
                     <w:rPr>
                       <w:b w:val="1"/>
+                      <w:bCs w:val="1"/>
                       <w:rtl w:val="0"/>
                     </w:rPr>
                     <w:t xml:space="preserve">Second</w:t>
@@ -1096,11 +1117,13 @@
               <w:jc w:val="left"/>
               <w:rPr>
                 <w:b w:val="1"/>
+                <w:bCs w:val="1"/>
               </w:rPr>
             </w:pPr>
             <w:r>
               <w:rPr>
                 <w:b w:val="1"/>
+                <w:bCs w:val="1"/>
                 <w:rtl w:val="0"/>
               </w:rPr>
               <w:t xml:space="preserve">Secretary’s Report</w:t>
@@ -1204,11 +1227,13 @@
                     <w:jc w:val="left"/>
                     <w:rPr>
                       <w:b w:val="1"/>
+                      <w:bCs w:val="1"/>
                     </w:rPr>
                   </w:pPr>
                   <w:r>
                     <w:rPr>
                       <w:b w:val="1"/>
+                      <w:bCs w:val="1"/>
                       <w:rtl w:val="0"/>
                     </w:rPr>
                     <w:t xml:space="preserve">Motion</w:t>
@@ -1276,11 +1301,13 @@
                     <w:jc w:val="left"/>
                     <w:rPr>
                       <w:b w:val="1"/>
+                      <w:bCs w:val="1"/>
                     </w:rPr>
                   </w:pPr>
                   <w:r>
                     <w:rPr>
                       <w:b w:val="1"/>
+                      <w:bCs w:val="1"/>
                       <w:rtl w:val="0"/>
                     </w:rPr>
                     <w:t xml:space="preserve">Second</w:t>
@@ -1376,11 +1403,13 @@
               <w:jc w:val="left"/>
               <w:rPr>
                 <w:b w:val="1"/>
+                <w:bCs w:val="1"/>
               </w:rPr>
             </w:pPr>
             <w:r>
               <w:rPr>
                 <w:b w:val="1"/>
+                <w:bCs w:val="1"/>
                 <w:rtl w:val="0"/>
               </w:rPr>
               <w:t xml:space="preserve">Treasurer’s Report</w:t>
@@ -1460,11 +1489,13 @@
               <w:jc w:val="left"/>
               <w:rPr>
                 <w:b w:val="1"/>
+                <w:bCs w:val="1"/>
               </w:rPr>
             </w:pPr>
             <w:r>
               <w:rPr>
                 <w:b w:val="1"/>
+                <w:bCs w:val="1"/>
                 <w:rtl w:val="0"/>
               </w:rPr>
               <w:t xml:space="preserve">Old Business</w:t>
@@ -1545,11 +1576,13 @@
               <w:jc w:val="left"/>
               <w:rPr>
                 <w:b w:val="1"/>
+                <w:bCs w:val="1"/>
               </w:rPr>
             </w:pPr>
             <w:r>
               <w:rPr>
                 <w:b w:val="1"/>
+                <w:bCs w:val="1"/>
                 <w:rtl w:val="0"/>
               </w:rPr>
               <w:t xml:space="preserve">New Business</w:t>
@@ -1630,11 +1663,13 @@
               <w:jc w:val="left"/>
               <w:rPr>
                 <w:b w:val="1"/>
+                <w:bCs w:val="1"/>
               </w:rPr>
             </w:pPr>
             <w:r>
               <w:rPr>
                 <w:b w:val="1"/>
+                <w:bCs w:val="1"/>
                 <w:rtl w:val="0"/>
               </w:rPr>
               <w:t xml:space="preserve">Open Discussion</w:t>
@@ -1714,11 +1749,13 @@
               <w:jc w:val="left"/>
               <w:rPr>
                 <w:b w:val="1"/>
+                <w:bCs w:val="1"/>
               </w:rPr>
             </w:pPr>
             <w:r>
               <w:rPr>
                 <w:b w:val="1"/>
+                <w:bCs w:val="1"/>
                 <w:rtl w:val="0"/>
               </w:rPr>
               <w:t xml:space="preserve">Adjourn</w:t>
@@ -2119,6 +2156,7 @@
     </w:pPr>
     <w:rPr>
       <w:b w:val="0"/>
+      <w:bCs w:val="0"/>
       <w:sz w:val="32"/>
       <w:szCs w:val="32"/>
     </w:rPr>
@@ -2135,6 +2173,7 @@
     </w:pPr>
     <w:rPr>
       <w:b w:val="0"/>
+      <w:bCs w:val="0"/>
       <w:color w:val="434343"/>
       <w:sz w:val="28"/>
       <w:szCs w:val="28"/>
@@ -2184,6 +2223,7 @@
     </w:pPr>
     <w:rPr>
       <w:i w:val="1"/>
+      <w:iCs w:val="1"/>
       <w:color w:val="666666"/>
       <w:sz w:val="22"/>
       <w:szCs w:val="22"/>
@@ -2217,6 +2257,7 @@
     <w:rPr>
       <w:rFonts w:ascii="Arial" w:cs="Arial" w:eastAsia="Arial" w:hAnsi="Arial"/>
       <w:i w:val="0"/>
+      <w:iCs w:val="0"/>
       <w:color w:val="666666"/>
       <w:sz w:val="30"/>
       <w:szCs w:val="30"/>
